--- a/example_articles/us_region/Unspecified/5.us_region_Unspecified_Other_publisher.docx
+++ b/example_articles/us_region/Unspecified/5.us_region_Unspecified_Other_publisher.docx
@@ -27,17 +27,17 @@
     </w:p>
     <w:p>
       <w:r>
-        <w:t>Source File: Other publishers/Files (500) (27).DOCX</w:t>
+        <w:t>Source file: Other publishers/Files (500) (27).DOCX</w:t>
       </w:r>
     </w:p>
     <w:p>
       <w:r>
-        <w:t>Raw locations result: ['United Kingdom']</w:t>
+        <w:t>Raw locations result, 'locations': ['United Kingdom']</w:t>
       </w:r>
     </w:p>
     <w:p>
       <w:r>
-        <w:t>us_region_stand_flat (Standardized): Unspecified</w:t>
+        <w:t>Standardized locations result, 'us_region_stand_flat': Unspecified</w:t>
       </w:r>
     </w:p>
     <w:p>

--- a/example_articles/us_region/Unspecified/5.us_region_Unspecified_Other_publisher.docx
+++ b/example_articles/us_region/Unspecified/5.us_region_Unspecified_Other_publisher.docx
@@ -7,7 +7,9 @@
         <w:pStyle w:val="Heading1"/>
       </w:pPr>
       <w:r>
-        <w:t>No NYC 'News' means bad news</w:t>
+        <w:t>Topic: SELLING BEER;</w:t>
+        <w:br/>
+        <w:t>Advertising doesn't promote alcohol abuse</w:t>
       </w:r>
     </w:p>
     <w:p>
@@ -17,22 +19,22 @@
     </w:p>
     <w:p>
       <w:r>
-        <w:t>Date: 1990-11-20</w:t>
+        <w:t>Date: 1990-07-09</w:t>
       </w:r>
     </w:p>
     <w:p>
       <w:r>
-        <w:t>Section: NEWS; Pg. 7A; Statesline</w:t>
+        <w:t>Section: NEWS; Pg. 11A; Inquiry</w:t>
       </w:r>
     </w:p>
     <w:p>
       <w:r>
-        <w:t>Source file: Other publishers/Files (500) (27).DOCX</w:t>
+        <w:t>Source file: Other publishers/Files (500) (28).DOCX</w:t>
       </w:r>
     </w:p>
     <w:p>
       <w:r>
-        <w:t>Raw locations result, 'locations': ['United Kingdom']</w:t>
+        <w:t>Raw locations result, 'locations': ['NA']</w:t>
       </w:r>
     </w:p>
     <w:p>
@@ -49,61 +51,77 @@
     </w:p>
     <w:p>
       <w:r>
-        <w:t>''It's like a death in the family … a tragedy.'' - Victor Navasky, 58, a New Yorker who is editor of The Nation magazine</w:t>
+        <w:t>Stephen Burrows (left) is vice president of consumer awareness and education and Stephen Lambright is vice president and group executive for industry and government affairs of the Anheuser-Busch Companies Inc. They were interviewed by USA TODAY's editorial board.</w:t>
         <w:br/>
         <w:t xml:space="preserve"> </w:t>
         <w:br/>
-        <w:t xml:space="preserve"> NEW YORK - New York without the Daily News is like the city skyline without the Empire State Building.</w:t>
+        <w:t>USA TODAY: Beer advertising is under fire, and a bill in Congress would slap certain restrictions on it. Do you think it will pass?</w:t>
         <w:br/>
-        <w:t>Before the current, bitter 3-week-old strike, the city's biggest tabloid was a ritual read for many of the 1.1 million who bought it daily. On subways, it was a ubiquitous presence in the hands of straphangers. Now, it is a rarity.</w:t>
+        <w:t>LAMBRIGHT: The Federal Trade Commission found in 1985 that there was no suggestion in the scientific literature that advertising promoted abuse and no reason to believe that it promoted underage consumption. We don't think there's a serious move in Congress. The testifiers will be the typical critics of our industry - the Center for Science in the Public Interest, whose only science, in our opinion, is in their name. They don't engage in scientific studies and they make the facts suitable to whatever they'd like to say.</w:t>
         <w:br/>
-        <w:t>Even at New York's famous Horn &amp; Hardart Automat, next door to The Daily News Building on 42nd Street, no customers sipping coffee can be found poring over its black and white pages.</w:t>
+        <w:t>USA TODAY: How can you be so sure that advertising doesn't influence people to drink more beer?</w:t>
         <w:br/>
-        <w:t>The newspaper is still being printed. But throughout the city, newsdealers at sidewalk kiosks, booths and tobacco stores, intimidated by fears and threats of violence, have balked at selling New York's ''hometown paper.''</w:t>
+        <w:t>LAMBRIGHT: If it were our intent to promote use, we have really failed because sales are flat. Our intent is to promote our Budweiser and Michelob brands vs. our competitors' brands; we have been very successful because while other companies have lost, our company consistently each year grows in sales.</w:t>
         <w:br/>
-        <w:t>Fear isn't unfounded. About 100 delivery trucks have been burned or otherwise damaged, newsstand locks glued shut and dozens of union members arrested.</w:t>
+        <w:t xml:space="preserve"> </w:t>
         <w:br/>
-        <w:t>About 2,600 workers in nine unions remain out on strike, including 230 of 350 newsroom employees.</w:t>
+        <w:t>USA TODAY: Budweiser often advertises in college newspapers and radio spots. Doesn't that show that your company is singling out young people to pitch beer to?</w:t>
         <w:br/>
-        <w:t>Increasingly, the strike is less a strike than a dance of death, a slow, stubborn self-destructive labor-management pas de deux.</w:t>
+        <w:t>BURROWS: Our wholesalers, where allowed, will buy advertising in college newspapers, either what I'll call beer advertising or Know When to Say When advertising. According to the Department of Education, 67% of the college students today are over 21. So we believe that that's an appropriate place for us to be. But it's a place that we have to manage carefully because there is a mixture.</w:t>
         <w:br/>
-        <w:t>There has been little negotiating, and a settlement is nowhere in sight. The Daily News says costly union work rules are at issue. The unions say they'll make concessions if the paper opens its books.</w:t>
+        <w:t xml:space="preserve"> </w:t>
         <w:br/>
-        <w:t>On the streets, the paper's absence is being felt even by those who didn't read it.</w:t>
+        <w:t>USA TODAY: What is the profile of the average beer drinker?</w:t>
         <w:br/>
-        <w:t>''It's like a death in the family … a tragedy,'' says Victor Navasky, 58, editor of The Nation magazine. Brought up in a family that wouldn't read the paper because at the time it smeared leftist politicians, he later came to count on the tabloid for its columns and solid coverage of local news. Like many, he assumed it would be around forever.</w:t>
+        <w:t>BURROWS: The demographics of a beer drinker are generally men between 24 and 49. Beer drinkers, in general, tend to earn less than $ 30,000 a year.</w:t>
         <w:br/>
-        <w:t>Indeed, for those accustomed to seeing it, the paper's front page was as distinct and forceful a presence as the face of a parent or boisterous old aunt. Its pages were a concentrate of the city, written in the poetry of a grit that made obvious the inescapable - that New York is a city like no other.</w:t>
+        <w:t>LAMBRIGHT: We describe them as working men and women, traditionally the blue- collar worker. There are more women drinking beer than there used to be. There are more upscale people drinking beer than there used to be.</w:t>
         <w:br/>
-        <w:t>Of course, these days the snap is out of the city's fingers, the rhythm gone from its walk, New York's fiscal tap is running red ink, and its icons are in retreat. Ed Koch is 11 months out of office, Donald Trump toppled from his glitzy perch, George Steinbrenner booted from Yankee Stadium, Darryl Strawberry in flight to Los Angeles.</w:t>
+        <w:t xml:space="preserve"> </w:t>
         <w:br/>
-        <w:t>And now the Daily News' best-known reporters and columnists, voices that helped the city think, have packed up their bylines for other papers and TV.</w:t>
+        <w:t>USA TODAY: What percentage of women buy your beer?</w:t>
         <w:br/>
-        <w:t>The strike also has New Yorkers at each others' throats. Some blame decades of union featherbedding and labor for economically killing the paper. Others say the paper's parent company, the Chicago-based Tribune Co., is a union-busting vampire sucking the blood of its workers.</w:t>
+        <w:t>LAMBRIGHT: Women make up the great percentage of people who buy our beer. Men make up the greater percentage of people who drink our beer. Traditionally, you still have a great volume of beer being purchased in the supermarket when people are buying groceries. And this, in turn, results in a very high number of women making the purchase decision in the store.</w:t>
         <w:br/>
-        <w:t>On subway platforms, city dwellers argue loudly over the morality of buying the Daily News from homeless men whom management gives the papers to for free for risking their necks and putting up with abuse.</w:t>
+        <w:t xml:space="preserve"> </w:t>
         <w:br/>
-        <w:t>''It's ugly,'' says Sidney Zion, a novelist and veteran of the press. ''The city feels naked without the News.''</w:t>
+        <w:t>USA TODAY: What other kinds of customers are you looking for?</w:t>
         <w:br/>
-        <w:t>In the borough of Queens, the paper's blue-collar heartland, the Daily News is absent in bars like Breslin &amp; Sweeney's. Though it was a family tradition for many because it spoke their language chasing down stories of City Hall, the cops and the underworld, nostalgia for the paper has its limits. Sympathy for the working person, especially in tough times like these, runs deep.</w:t>
+        <w:t>BURROWS: If you're old enough to drink, we'd love to have you for a customer, and we've been pretty successful at convincing 80 million people to come toward our product. However, we don't want to encourage alcohol abuse or drunk driving as a part of the marketing. And we don't want the business of an abuser or a child.</w:t>
         <w:br/>
-        <w:t>There are those like waitress Karen Jones, 27, who misses her horoscope and says she needs the paper's working-class want ads. Others in this city of immigrants, like Pakistani cab driver Fazlerab Khan, 49, miss it because ''it was easy to read.''</w:t>
+        <w:t xml:space="preserve"> </w:t>
         <w:br/>
-        <w:t>Of course, other New York papers once seemed indispensable - the World, the Mirror, the Herald, the Journal and especially the Tribune.</w:t>
+        <w:t>USA TODAY: Aren't people better off not drinking?</w:t>
         <w:br/>
-        <w:t>''Such is the fickleness of human nature,'' says New Yorker writer Brendan Gill. ''We got along without them.''</w:t>
+        <w:t>LAMBRIGHT: There are numerous studies indicating that in certain areas of health, especially cardiovascular, a moderate user is in better shape than a non-user or an abuser. We believe our product is the beverage of moderation and that when used in moderation, it has positive health and social attributes related to it vs. non-use and abuse.</w:t>
         <w:br/>
-        <w:t xml:space="preserve"> TEXT OF GRAPHIC</w:t>
+        <w:t xml:space="preserve"> </w:t>
         <w:br/>
-        <w:t>'Daily News' in decline</w:t>
+        <w:t>USA TODAY: Do you target market your products to minorities?</w:t>
         <w:br/>
-        <w:t xml:space="preserve"> Striking unions estimate New York Daily News circulation has dropped as low as 100,000 since the strike began Oct. 25. The newspaper says it is delivering about 200,000 papers to subscribers daily. Circulation as of Sept. 30: </w:t>
+        <w:t>LAMBRIGHT: A good part of that argument is aimed at billboards. It emanated out of Detroit, and a good part of that was against alcohol advertisers who were accused of aiming specifically at black, inner-city areas and taking advantage of people who were somehow more prone to a problem than anybody else. We don't believe there's an inherent evil in target marketing, and we believe that the black, inner-city community in Detroit has the ability to make a responsible decision just like any other community anywhere else. So we don't buy the argument of our critics that we are trying to take advantage of a community of people - blacks, Hispanics, women.</w:t>
         <w:br/>
-        <w:t>1 - Unaudited</w:t>
+        <w:t>BURROWS: That is a cop-out, that painting over billboards is going to solve alcohol abuse. The problems that many inner-city communities face - lack of employment and educational opportunities, poverty - are more complex than a billboard. And that is why our company has tried to be active in those communities in education, such as supporting the United Negro College Fund and the National Hispanic Scholarship Foundation.</w:t>
         <w:br/>
-        <w:t>COMPLETE TEXT NOT AVAILABLE</w:t>
+        <w:t xml:space="preserve"> </w:t>
         <w:br/>
-        <w:t>Source: Audit Bureau of Circulation</w:t>
+        <w:t>USA TODAY: Isn't it true that alcohol abuse causes more damage in economic and in human terms than illegal drug abuse?</w:t>
+        <w:br/>
+        <w:t>BURROWS: We would not disagree that there are personal and economic losses associated with the abuse of our product. But to equate alcohol with those drugs takes emphasis off the illicit drug problem in this country. Let's deal with illicit drug use, but let's do so with a clear agenda, not by lumping the two together.</w:t>
+        <w:br/>
+        <w:t>LAMBRIGHT: If you take a person who has been stopped for driving under the influence of drugs or alcohol, no matter what they've had, their standard response is, ''Gee, I just had two beers.'' I'm not minimizing our being a part of the problem, but I think we take a little bit of a bum rap as the cover for some other problems.</w:t>
+        <w:br/>
+        <w:t xml:space="preserve"> </w:t>
+        <w:br/>
+        <w:t>USA TODAY: Some people argue that a good way to increase revenue would be to hike so-called ''sin taxes'' on alcohol. Do you agree?</w:t>
+        <w:br/>
+        <w:t>LAMBRIGHT: We already pay more taxes than we make in profit. People say that our taxes haven't been increased since 1951. That is true and false. We have not had a federal excise tax increase on beer since 1951, but since then, the states have increased our excise taxes over 700%. We are one of the most highly excise-taxed legal products in the marketplace today. We don't believe that the working-class beer drinker should be singled out to pay that tax because he enjoys a can of beer when he comes home from work as opposed to finding true, broad-based economic resolutions to the problem.</w:t>
+        <w:br/>
+        <w:br/>
+        <w:t>Notes</w:t>
+        <w:br/>
+        <w:br/>
+        <w:t>Accompanying stories; What you should tell your kids; Ads 'normalize' drinking, influence young people</w:t>
         <w:br/>
         <w:br/>
         <w:t>Graphic</w:t>
@@ -111,11 +129,7 @@
         <w:br/>
         <w:t xml:space="preserve"> </w:t>
         <w:br/>
-        <w:t>b/w, Julie Stacey, USA TODAY, Source: Audit Bureau of Circulation; PHOTO; b/w, Mark Lennihan, AP</w:t>
-        <w:br/>
-        <w:t xml:space="preserve"> </w:t>
-        <w:br/>
-        <w:t>CUTLINE: BITTER TOSS: Tom Pennacchio, of Local 3 of the Newspaper Guild of America, throws 'Daily News' papers into the air outside the newspaper's offices in midtown New York.</w:t>
+        <w:t>PHOTO; b/w, David Tellez, USA TODAY (Stephen Burrows); PHOTO; b/w, David Tellez, USA TODAY (Stephen Lambright)</w:t>
       </w:r>
     </w:p>
     <w:sectPr>

--- a/example_articles/us_region/Unspecified/5.us_region_Unspecified_Other_publisher.docx
+++ b/example_articles/us_region/Unspecified/5.us_region_Unspecified_Other_publisher.docx
@@ -7,9 +7,7 @@
         <w:pStyle w:val="Heading1"/>
       </w:pPr>
       <w:r>
-        <w:t>Topic: SELLING BEER;</w:t>
-        <w:br/>
-        <w:t>Advertising doesn't promote alcohol abuse</w:t>
+        <w:t>THIS JOKE'S ON NOVELIST</w:t>
       </w:r>
     </w:p>
     <w:p>
@@ -19,17 +17,17 @@
     </w:p>
     <w:p>
       <w:r>
-        <w:t>Date: 1990-07-09</w:t>
+        <w:t>Date: 1998-11-17</w:t>
       </w:r>
     </w:p>
     <w:p>
       <w:r>
-        <w:t>Section: NEWS; Pg. 11A; Inquiry</w:t>
+        <w:t>Section: LIFESTYLE,</w:t>
       </w:r>
     </w:p>
     <w:p>
       <w:r>
-        <w:t>Source file: Other publishers/Files (500) (28).DOCX</w:t>
+        <w:t>Source file: Other publishers/Files (500) (21).DOCX</w:t>
       </w:r>
     </w:p>
     <w:p>
@@ -51,85 +49,33 @@
     </w:p>
     <w:p>
       <w:r>
-        <w:t>Stephen Burrows (left) is vice president of consumer awareness and education and Stephen Lambright is vice president and group executive for industry and government affairs of the Anheuser-Busch Companies Inc. They were interviewed by USA TODAY's editorial board.</w:t>
+        <w:t>Three years ago in his HBO special, comedian Chris Rock brought the house down with what was then a weird notion: Bill Clinton as America's first ''black president.''</w:t>
         <w:br/>
-        <w:t xml:space="preserve"> </w:t>
+        <w:t>In a now classic routine, Rock said Clinton suffers the same indignities as a black man who hands a $ 20 or $ 50 note to a mall retail clerk. The image of a white cashier scrutinizing the president's money under the light to make sure it isn't counterfeit struck a painfully ironic chord in black audiences. Who's to say it didn't generate much of the sympathy that led to the election results two weeks ago?</w:t>
         <w:br/>
-        <w:t>USA TODAY: Beer advertising is under fire, and a bill in Congress would slap certain restrictions on it. Do you think it will pass?</w:t>
+        <w:t>Like most jokes, it works best on an intuitive level. It isn't designed to withstand the scrutiny of the irony impaired who can always be counted on to confuse a joke with a literal recounting of Boy Clinton's racial genealogy.</w:t>
         <w:br/>
-        <w:t>LAMBRIGHT: The Federal Trade Commission found in 1985 that there was no suggestion in the scientific literature that advertising promoted abuse and no reason to believe that it promoted underage consumption. We don't think there's a serious move in Congress. The testifiers will be the typical critics of our industry - the Center for Science in the Public Interest, whose only science, in our opinion, is in their name. They don't engage in scientific studies and they make the facts suitable to whatever they'd like to say.</w:t>
+        <w:t>In the Oct. 5 issue of the New Yorker, novelist Toni Morrison, who has never struck me as a particularly gifted comic, retold Rock's joke in the argot of the chattering class. But in the process of endowing it with sociological heft, Morrison ran into more trouble than an exclusive showing of ''Beloved'' at a suburban cineplex:</w:t>
         <w:br/>
-        <w:t>USA TODAY: How can you be so sure that advertising doesn't influence people to drink more beer?</w:t>
+        <w:t>''After all, Clinton displays almost every trope of blackness,'' she wrote, ''single-parent household, born poor, working class, saxophone-playing, McDonald's-and-junk-food-loving boy from Arkansas. And when all the African-American Clinton appointees began, one by one, to disappear . . . he was metaphorically seized and body-searched . . .'' You get the idea.</w:t>
         <w:br/>
-        <w:t>LAMBRIGHT: If it were our intent to promote use, we have really failed because sales are flat. Our intent is to promote our Budweiser and Michelob brands vs. our competitors' brands; we have been very successful because while other companies have lost, our company consistently each year grows in sales.</w:t>
+        <w:t>Told without benefit of Rock's high-pitched nasal inflection and rolling eyes, the notion of Clinton as our first black president comes across as ridiculous and perhaps a tad insulting. So what caused a writer of Morrison's lyrical power, depth and intelligence to overreach like this? Even white folks are skeptical of racial generalizations of this magnitude.</w:t>
         <w:br/>
-        <w:t xml:space="preserve"> </w:t>
+        <w:t>Being, allegedly, a writer myself, I know it's possible to get enthusiastic about an idea that may not have the legs to make it across the street to where the readers are (how's that for a terribly labored image?).</w:t>
         <w:br/>
-        <w:t>USA TODAY: Budweiser often advertises in college newspapers and radio spots. Doesn't that show that your company is singling out young people to pitch beer to?</w:t>
+        <w:t>My theory is that Morrison heard the joke recently and hasn't been able to get it out of her head. The fact that she didn't trace the idea back to Rock's HBO special indicates she isn't aware of how deeply imbedded it already is in black culture.</w:t>
         <w:br/>
-        <w:t>BURROWS: Our wholesalers, where allowed, will buy advertising in college newspapers, either what I'll call beer advertising or Know When to Say When advertising. According to the Department of Education, 67% of the college students today are over 21. So we believe that that's an appropriate place for us to be. But it's a place that we have to manage carefully because there is a mixture.</w:t>
+        <w:t>But more disappointing than failing to give props to Chris Rock for a good joke is the one-dimensional way in which Morrison described what it is that constitutes ''blackness,'' specifically male blackness in America.</w:t>
         <w:br/>
-        <w:t xml:space="preserve"> </w:t>
+        <w:t>Do I really need to tell her how complicated black folks are, especially black men? Can we really be reduced to a handful of characteristics we supposedly have in common with Bill ''The Playa'' Clinton?</w:t>
         <w:br/>
-        <w:t>USA TODAY: What is the profile of the average beer drinker?</w:t>
+        <w:t>Let's take two black men who died last weekend: jazz pianist Kenny Kirkland and former Black Panther and All African Revolutionary founder Kwame Ture (formerly Stokely Carmichael).</w:t>
         <w:br/>
-        <w:t>BURROWS: The demographics of a beer drinker are generally men between 24 and 49. Beer drinkers, in general, tend to earn less than $ 30,000 a year.</w:t>
+        <w:t>One was a gifted pianist who helped usher in an era of young neo-boppers; the other was a fiery revolutionary theorist who lived the last half of his life in self-imposed exile in Guinea.</w:t>
         <w:br/>
-        <w:t>LAMBRIGHT: We describe them as working men and women, traditionally the blue- collar worker. There are more women drinking beer than there used to be. There are more upscale people drinking beer than there used to be.</w:t>
+        <w:t>Both were enormously complicated and far more nuanced than the black men who populate Morrison's fiction. The problem with equating Bill Clinton's travails with those encountered in the black experience is to confuse her view of black men with real life. But that's what happens when you take a joke too seriously.</w:t>
         <w:br/>
-        <w:t xml:space="preserve"> </w:t>
-        <w:br/>
-        <w:t>USA TODAY: What percentage of women buy your beer?</w:t>
-        <w:br/>
-        <w:t>LAMBRIGHT: Women make up the great percentage of people who buy our beer. Men make up the greater percentage of people who drink our beer. Traditionally, you still have a great volume of beer being purchased in the supermarket when people are buying groceries. And this, in turn, results in a very high number of women making the purchase decision in the store.</w:t>
-        <w:br/>
-        <w:t xml:space="preserve"> </w:t>
-        <w:br/>
-        <w:t>USA TODAY: What other kinds of customers are you looking for?</w:t>
-        <w:br/>
-        <w:t>BURROWS: If you're old enough to drink, we'd love to have you for a customer, and we've been pretty successful at convincing 80 million people to come toward our product. However, we don't want to encourage alcohol abuse or drunk driving as a part of the marketing. And we don't want the business of an abuser or a child.</w:t>
-        <w:br/>
-        <w:t xml:space="preserve"> </w:t>
-        <w:br/>
-        <w:t>USA TODAY: Aren't people better off not drinking?</w:t>
-        <w:br/>
-        <w:t>LAMBRIGHT: There are numerous studies indicating that in certain areas of health, especially cardiovascular, a moderate user is in better shape than a non-user or an abuser. We believe our product is the beverage of moderation and that when used in moderation, it has positive health and social attributes related to it vs. non-use and abuse.</w:t>
-        <w:br/>
-        <w:t xml:space="preserve"> </w:t>
-        <w:br/>
-        <w:t>USA TODAY: Do you target market your products to minorities?</w:t>
-        <w:br/>
-        <w:t>LAMBRIGHT: A good part of that argument is aimed at billboards. It emanated out of Detroit, and a good part of that was against alcohol advertisers who were accused of aiming specifically at black, inner-city areas and taking advantage of people who were somehow more prone to a problem than anybody else. We don't believe there's an inherent evil in target marketing, and we believe that the black, inner-city community in Detroit has the ability to make a responsible decision just like any other community anywhere else. So we don't buy the argument of our critics that we are trying to take advantage of a community of people - blacks, Hispanics, women.</w:t>
-        <w:br/>
-        <w:t>BURROWS: That is a cop-out, that painting over billboards is going to solve alcohol abuse. The problems that many inner-city communities face - lack of employment and educational opportunities, poverty - are more complex than a billboard. And that is why our company has tried to be active in those communities in education, such as supporting the United Negro College Fund and the National Hispanic Scholarship Foundation.</w:t>
-        <w:br/>
-        <w:t xml:space="preserve"> </w:t>
-        <w:br/>
-        <w:t>USA TODAY: Isn't it true that alcohol abuse causes more damage in economic and in human terms than illegal drug abuse?</w:t>
-        <w:br/>
-        <w:t>BURROWS: We would not disagree that there are personal and economic losses associated with the abuse of our product. But to equate alcohol with those drugs takes emphasis off the illicit drug problem in this country. Let's deal with illicit drug use, but let's do so with a clear agenda, not by lumping the two together.</w:t>
-        <w:br/>
-        <w:t>LAMBRIGHT: If you take a person who has been stopped for driving under the influence of drugs or alcohol, no matter what they've had, their standard response is, ''Gee, I just had two beers.'' I'm not minimizing our being a part of the problem, but I think we take a little bit of a bum rap as the cover for some other problems.</w:t>
-        <w:br/>
-        <w:t xml:space="preserve"> </w:t>
-        <w:br/>
-        <w:t>USA TODAY: Some people argue that a good way to increase revenue would be to hike so-called ''sin taxes'' on alcohol. Do you agree?</w:t>
-        <w:br/>
-        <w:t>LAMBRIGHT: We already pay more taxes than we make in profit. People say that our taxes haven't been increased since 1951. That is true and false. We have not had a federal excise tax increase on beer since 1951, but since then, the states have increased our excise taxes over 700%. We are one of the most highly excise-taxed legal products in the marketplace today. We don't believe that the working-class beer drinker should be singled out to pay that tax because he enjoys a can of beer when he comes home from work as opposed to finding true, broad-based economic resolutions to the problem.</w:t>
-        <w:br/>
-        <w:br/>
-        <w:t>Notes</w:t>
-        <w:br/>
-        <w:br/>
-        <w:t>Accompanying stories; What you should tell your kids; Ads 'normalize' drinking, influence young people</w:t>
-        <w:br/>
-        <w:br/>
-        <w:t>Graphic</w:t>
-        <w:br/>
-        <w:br/>
-        <w:t xml:space="preserve"> </w:t>
-        <w:br/>
-        <w:t>PHOTO; b/w, David Tellez, USA TODAY (Stephen Burrows); PHOTO; b/w, David Tellez, USA TODAY (Stephen Lambright)</w:t>
+        <w:t>Tony Norman's email is tnorman@post-gazette.com</w:t>
       </w:r>
     </w:p>
     <w:sectPr>
